--- a/assets/branding/final/stationery/mono/letterhead.docx
+++ b/assets/branding/final/stationery/mono/letterhead.docx
@@ -10,7 +10,7 @@
       <w:r>
         <w:drawing>
           <wp:inline xmlns:a="http://schemas.openxmlformats.org/drawingml/2006/main" xmlns:pic="http://schemas.openxmlformats.org/drawingml/2006/picture">
-            <wp:extent cx="768000" cy="576000"/>
+            <wp:extent cx="1248000" cy="936000"/>
             <wp:docPr id="1" name="Picture 1"/>
             <wp:cNvGraphicFramePr>
               <a:graphicFrameLocks noChangeAspect="1"/>
@@ -19,7 +19,7 @@
               <a:graphicData uri="http://schemas.openxmlformats.org/drawingml/2006/picture">
                 <pic:pic>
                   <pic:nvPicPr>
-                    <pic:cNvPr id="0" name="mono.png"/>
+                    <pic:cNvPr id="0" name="mono-letterhead.png"/>
                     <pic:cNvPicPr/>
                   </pic:nvPicPr>
                   <pic:blipFill>
@@ -31,7 +31,7 @@
                   <pic:spPr>
                     <a:xfrm>
                       <a:off x="0" y="0"/>
-                      <a:ext cx="768000" cy="576000"/>
+                      <a:ext cx="1248000" cy="936000"/>
                     </a:xfrm>
                     <a:prstGeom prst="rect"/>
                   </pic:spPr>
@@ -62,7 +62,7 @@
           <w:color w:val="444444"/>
           <w:sz w:val="16"/>
         </w:rPr>
-        <w:t>0481 742 026  |  hello@lkdesignandbuild.com.au  |  www.lkdesignandbuild.com.au  |  Adelaide, South Australia</w:t>
+        <w:t>0481 742 026  |  lyda@lkdesignandbuild.com.au  |  www.lkdesignandbuild.com.au  |  Adelaide, South Australia</w:t>
       </w:r>
     </w:p>
     <w:p>

--- a/assets/branding/final/stationery/mono/letterhead.docx
+++ b/assets/branding/final/stationery/mono/letterhead.docx
@@ -10,7 +10,7 @@
       <w:r>
         <w:drawing>
           <wp:inline xmlns:a="http://schemas.openxmlformats.org/drawingml/2006/main" xmlns:pic="http://schemas.openxmlformats.org/drawingml/2006/picture">
-            <wp:extent cx="1248000" cy="936000"/>
+            <wp:extent cx="989081" cy="936000"/>
             <wp:docPr id="1" name="Picture 1"/>
             <wp:cNvGraphicFramePr>
               <a:graphicFrameLocks noChangeAspect="1"/>
@@ -31,7 +31,7 @@
                   <pic:spPr>
                     <a:xfrm>
                       <a:off x="0" y="0"/>
-                      <a:ext cx="1248000" cy="936000"/>
+                      <a:ext cx="989081" cy="936000"/>
                     </a:xfrm>
                     <a:prstGeom prst="rect"/>
                   </pic:spPr>

--- a/assets/branding/final/stationery/mono/letterhead.docx
+++ b/assets/branding/final/stationery/mono/letterhead.docx
@@ -10,7 +10,7 @@
       <w:r>
         <w:drawing>
           <wp:inline xmlns:a="http://schemas.openxmlformats.org/drawingml/2006/main" xmlns:pic="http://schemas.openxmlformats.org/drawingml/2006/picture">
-            <wp:extent cx="989081" cy="936000"/>
+            <wp:extent cx="1350649" cy="936000"/>
             <wp:docPr id="1" name="Picture 1"/>
             <wp:cNvGraphicFramePr>
               <a:graphicFrameLocks noChangeAspect="1"/>
@@ -31,7 +31,7 @@
                   <pic:spPr>
                     <a:xfrm>
                       <a:off x="0" y="0"/>
-                      <a:ext cx="989081" cy="936000"/>
+                      <a:ext cx="1350649" cy="936000"/>
                     </a:xfrm>
                     <a:prstGeom prst="rect"/>
                   </pic:spPr>
@@ -62,7 +62,7 @@
           <w:color w:val="444444"/>
           <w:sz w:val="16"/>
         </w:rPr>
-        <w:t>0481 742 026  |  lyda@lkdesignandbuild.com.au  |  www.lkdesignandbuild.com.au  |  Adelaide, South Australia</w:t>
+        <w:t>0401 061 246  |  lyda@lkdesignandbuild.com.au  |  www.lkdesignandbuild.com.au  |  Adelaide, South Australia</w:t>
       </w:r>
     </w:p>
     <w:p>

--- a/assets/branding/final/stationery/mono/letterhead.docx
+++ b/assets/branding/final/stationery/mono/letterhead.docx
@@ -4,7 +4,7 @@
   <w:body>
     <w:p>
       <w:pPr>
-        <w:spacing w:after="80"/>
+        <w:spacing w:after="0" w:line="240" w:lineRule="auto"/>
         <w:jc w:val="left"/>
       </w:pPr>
       <w:r>
@@ -44,7 +44,7 @@
     </w:p>
     <w:p>
       <w:pPr>
-        <w:spacing w:before="40" w:after="40"/>
+        <w:spacing w:before="0" w:after="40"/>
         <w:pBdr>
           <w:bottom w:val="single" w:sz="4" w:space="1" w:color="000000"/>
         </w:pBdr>

--- a/assets/branding/final/stationery/mono/letterhead.docx
+++ b/assets/branding/final/stationery/mono/letterhead.docx
@@ -284,7 +284,7 @@
           <w:color w:val="444444"/>
           <w:sz w:val="15"/>
         </w:rPr>
-        <w:t>LK Design and Build  |  ABN XX XXX XXX XXX  |  Considered design. Precision build.</w:t>
+        <w:t>LK Design and Build  |  ABN 17 697 207 391  |  Considered design. Precision build.</w:t>
       </w:r>
     </w:p>
     <w:sectPr>

--- a/assets/branding/final/stationery/mono/letterhead.docx
+++ b/assets/branding/final/stationery/mono/letterhead.docx
@@ -62,7 +62,7 @@
           <w:color w:val="444444"/>
           <w:sz w:val="16"/>
         </w:rPr>
-        <w:t>0401 061 246  |  lyda@lkdesignandbuild.com.au  |  www.lkdesignandbuild.com.au  |  Adelaide, South Australia</w:t>
+        <w:t>0401 061 246  |  lyda@lkdesignandbuild.com.au  |  www.lkdesignandbuild.com.au  |  PO Box 867 Prospect East SA 5082</w:t>
       </w:r>
     </w:p>
     <w:p>

--- a/assets/branding/final/stationery/mono/letterhead.docx
+++ b/assets/branding/final/stationery/mono/letterhead.docx
@@ -10,7 +10,7 @@
       <w:r>
         <w:drawing>
           <wp:inline xmlns:a="http://schemas.openxmlformats.org/drawingml/2006/main" xmlns:pic="http://schemas.openxmlformats.org/drawingml/2006/picture">
-            <wp:extent cx="1350649" cy="936000"/>
+            <wp:extent cx="1464025" cy="936000"/>
             <wp:docPr id="1" name="Picture 1"/>
             <wp:cNvGraphicFramePr>
               <a:graphicFrameLocks noChangeAspect="1"/>
@@ -31,7 +31,7 @@
                   <pic:spPr>
                     <a:xfrm>
                       <a:off x="0" y="0"/>
-                      <a:ext cx="1350649" cy="936000"/>
+                      <a:ext cx="1464025" cy="936000"/>
                     </a:xfrm>
                     <a:prstGeom prst="rect"/>
                   </pic:spPr>

--- a/assets/branding/final/stationery/mono/letterhead.docx
+++ b/assets/branding/final/stationery/mono/letterhead.docx
@@ -10,7 +10,7 @@
       <w:r>
         <w:drawing>
           <wp:inline xmlns:a="http://schemas.openxmlformats.org/drawingml/2006/main" xmlns:pic="http://schemas.openxmlformats.org/drawingml/2006/picture">
-            <wp:extent cx="1464025" cy="936000"/>
+            <wp:extent cx="1576642" cy="936000"/>
             <wp:docPr id="1" name="Picture 1"/>
             <wp:cNvGraphicFramePr>
               <a:graphicFrameLocks noChangeAspect="1"/>
@@ -31,7 +31,7 @@
                   <pic:spPr>
                     <a:xfrm>
                       <a:off x="0" y="0"/>
-                      <a:ext cx="1464025" cy="936000"/>
+                      <a:ext cx="1576642" cy="936000"/>
                     </a:xfrm>
                     <a:prstGeom prst="rect"/>
                   </pic:spPr>

--- a/assets/branding/final/stationery/mono/letterhead.docx
+++ b/assets/branding/final/stationery/mono/letterhead.docx
@@ -10,7 +10,7 @@
       <w:r>
         <w:drawing>
           <wp:inline xmlns:a="http://schemas.openxmlformats.org/drawingml/2006/main" xmlns:pic="http://schemas.openxmlformats.org/drawingml/2006/picture">
-            <wp:extent cx="1576642" cy="936000"/>
+            <wp:extent cx="1532751" cy="936000"/>
             <wp:docPr id="1" name="Picture 1"/>
             <wp:cNvGraphicFramePr>
               <a:graphicFrameLocks noChangeAspect="1"/>
@@ -31,7 +31,7 @@
                   <pic:spPr>
                     <a:xfrm>
                       <a:off x="0" y="0"/>
-                      <a:ext cx="1576642" cy="936000"/>
+                      <a:ext cx="1532751" cy="936000"/>
                     </a:xfrm>
                     <a:prstGeom prst="rect"/>
                   </pic:spPr>
